--- a/3_Dossier_conception_technique_MiniGarage.docx
+++ b/3_Dossier_conception_technique_MiniGarage.docx
@@ -318,7 +318,7 @@
                     </pic:cNvPicPr>
                   </pic:nvPicPr>
                   <pic:blipFill>
-                    <a:blip r:embed="rId5"/>
+                    <a:blip r:embed="rId7"/>
                     <a:srcRect/>
                     <a:stretch>
                       <a:fillRect/>
@@ -575,12 +575,6 @@
         <w:gridCol w:w="3900"/>
       </w:tblGrid>
       <w:tr>
-        <w:tblPrEx>
-          <w:tblCellMar>
-            <w:top w:w="0" w:type="dxa"/>
-            <w:bottom w:w="0" w:type="dxa"/>
-          </w:tblCellMar>
-        </w:tblPrEx>
         <w:trPr>
           <w:tblHeader/>
         </w:trPr>
@@ -652,12 +646,6 @@
         </w:tc>
       </w:tr>
       <w:tr>
-        <w:tblPrEx>
-          <w:tblCellMar>
-            <w:top w:w="0" w:type="dxa"/>
-            <w:bottom w:w="0" w:type="dxa"/>
-          </w:tblCellMar>
-        </w:tblPrEx>
         <w:tc>
           <w:tcPr>
             <w:tcW w:w="3200" w:type="dxa"/>
@@ -715,12 +703,6 @@
         </w:tc>
       </w:tr>
       <w:tr>
-        <w:tblPrEx>
-          <w:tblCellMar>
-            <w:top w:w="0" w:type="dxa"/>
-            <w:bottom w:w="0" w:type="dxa"/>
-          </w:tblCellMar>
-        </w:tblPrEx>
         <w:tc>
           <w:tcPr>
             <w:tcW w:w="3200" w:type="dxa"/>
@@ -781,12 +763,6 @@
         </w:tc>
       </w:tr>
       <w:tr>
-        <w:tblPrEx>
-          <w:tblCellMar>
-            <w:top w:w="0" w:type="dxa"/>
-            <w:bottom w:w="0" w:type="dxa"/>
-          </w:tblCellMar>
-        </w:tblPrEx>
         <w:tc>
           <w:tcPr>
             <w:tcW w:w="3200" w:type="dxa"/>
@@ -844,12 +820,6 @@
         </w:tc>
       </w:tr>
       <w:tr>
-        <w:tblPrEx>
-          <w:tblCellMar>
-            <w:top w:w="0" w:type="dxa"/>
-            <w:bottom w:w="0" w:type="dxa"/>
-          </w:tblCellMar>
-        </w:tblPrEx>
         <w:tc>
           <w:tcPr>
             <w:tcW w:w="3200" w:type="dxa"/>
@@ -912,12 +882,6 @@
         </w:tc>
       </w:tr>
       <w:tr>
-        <w:tblPrEx>
-          <w:tblCellMar>
-            <w:top w:w="0" w:type="dxa"/>
-            <w:bottom w:w="0" w:type="dxa"/>
-          </w:tblCellMar>
-        </w:tblPrEx>
         <w:tc>
           <w:tcPr>
             <w:tcW w:w="3200" w:type="dxa"/>
@@ -976,12 +940,6 @@
         </w:tc>
       </w:tr>
       <w:tr>
-        <w:tblPrEx>
-          <w:tblCellMar>
-            <w:top w:w="0" w:type="dxa"/>
-            <w:bottom w:w="0" w:type="dxa"/>
-          </w:tblCellMar>
-        </w:tblPrEx>
         <w:tc>
           <w:tcPr>
             <w:tcW w:w="3200" w:type="dxa"/>
@@ -1039,12 +997,6 @@
         </w:tc>
       </w:tr>
       <w:tr>
-        <w:tblPrEx>
-          <w:tblCellMar>
-            <w:top w:w="0" w:type="dxa"/>
-            <w:bottom w:w="0" w:type="dxa"/>
-          </w:tblCellMar>
-        </w:tblPrEx>
         <w:tc>
           <w:tcPr>
             <w:tcW w:w="3200" w:type="dxa"/>
@@ -1099,12 +1051,6 @@
         </w:tc>
       </w:tr>
       <w:tr>
-        <w:tblPrEx>
-          <w:tblCellMar>
-            <w:top w:w="0" w:type="dxa"/>
-            <w:bottom w:w="0" w:type="dxa"/>
-          </w:tblCellMar>
-        </w:tblPrEx>
         <w:tc>
           <w:tcPr>
             <w:tcW w:w="3200" w:type="dxa"/>
@@ -1165,12 +1111,6 @@
         </w:tc>
       </w:tr>
       <w:tr>
-        <w:tblPrEx>
-          <w:tblCellMar>
-            <w:top w:w="0" w:type="dxa"/>
-            <w:bottom w:w="0" w:type="dxa"/>
-          </w:tblCellMar>
-        </w:tblPrEx>
         <w:tc>
           <w:tcPr>
             <w:tcW w:w="3200" w:type="dxa"/>
@@ -1230,12 +1170,6 @@
         </w:tc>
       </w:tr>
       <w:tr>
-        <w:tblPrEx>
-          <w:tblCellMar>
-            <w:top w:w="0" w:type="dxa"/>
-            <w:bottom w:w="0" w:type="dxa"/>
-          </w:tblCellMar>
-        </w:tblPrEx>
         <w:tc>
           <w:tcPr>
             <w:tcW w:w="3200" w:type="dxa"/>
@@ -1296,12 +1230,6 @@
         </w:tc>
       </w:tr>
       <w:tr>
-        <w:tblPrEx>
-          <w:tblCellMar>
-            <w:top w:w="0" w:type="dxa"/>
-            <w:bottom w:w="0" w:type="dxa"/>
-          </w:tblCellMar>
-        </w:tblPrEx>
         <w:tc>
           <w:tcPr>
             <w:tcW w:w="3200" w:type="dxa"/>
@@ -1424,12 +1352,6 @@
         <w:gridCol w:w="3900"/>
       </w:tblGrid>
       <w:tr>
-        <w:tblPrEx>
-          <w:tblCellMar>
-            <w:top w:w="0" w:type="dxa"/>
-            <w:bottom w:w="0" w:type="dxa"/>
-          </w:tblCellMar>
-        </w:tblPrEx>
         <w:trPr>
           <w:tblHeader/>
         </w:trPr>
@@ -1501,12 +1423,6 @@
         </w:tc>
       </w:tr>
       <w:tr>
-        <w:tblPrEx>
-          <w:tblCellMar>
-            <w:top w:w="0" w:type="dxa"/>
-            <w:bottom w:w="0" w:type="dxa"/>
-          </w:tblCellMar>
-        </w:tblPrEx>
         <w:tc>
           <w:tcPr>
             <w:tcW w:w="3200" w:type="dxa"/>
@@ -1564,12 +1480,6 @@
         </w:tc>
       </w:tr>
       <w:tr>
-        <w:tblPrEx>
-          <w:tblCellMar>
-            <w:top w:w="0" w:type="dxa"/>
-            <w:bottom w:w="0" w:type="dxa"/>
-          </w:tblCellMar>
-        </w:tblPrEx>
         <w:tc>
           <w:tcPr>
             <w:tcW w:w="3200" w:type="dxa"/>
@@ -1630,12 +1540,6 @@
         </w:tc>
       </w:tr>
       <w:tr>
-        <w:tblPrEx>
-          <w:tblCellMar>
-            <w:top w:w="0" w:type="dxa"/>
-            <w:bottom w:w="0" w:type="dxa"/>
-          </w:tblCellMar>
-        </w:tblPrEx>
         <w:tc>
           <w:tcPr>
             <w:tcW w:w="3200" w:type="dxa"/>
@@ -1688,12 +1592,6 @@
         </w:tc>
       </w:tr>
       <w:tr>
-        <w:tblPrEx>
-          <w:tblCellMar>
-            <w:top w:w="0" w:type="dxa"/>
-            <w:bottom w:w="0" w:type="dxa"/>
-          </w:tblCellMar>
-        </w:tblPrEx>
         <w:tc>
           <w:tcPr>
             <w:tcW w:w="3200" w:type="dxa"/>
@@ -1754,12 +1652,6 @@
         </w:tc>
       </w:tr>
       <w:tr>
-        <w:tblPrEx>
-          <w:tblCellMar>
-            <w:top w:w="0" w:type="dxa"/>
-            <w:bottom w:w="0" w:type="dxa"/>
-          </w:tblCellMar>
-        </w:tblPrEx>
         <w:tc>
           <w:tcPr>
             <w:tcW w:w="3200" w:type="dxa"/>
@@ -1822,12 +1714,6 @@
         </w:tc>
       </w:tr>
       <w:tr>
-        <w:tblPrEx>
-          <w:tblCellMar>
-            <w:top w:w="0" w:type="dxa"/>
-            <w:bottom w:w="0" w:type="dxa"/>
-          </w:tblCellMar>
-        </w:tblPrEx>
         <w:tc>
           <w:tcPr>
             <w:tcW w:w="3200" w:type="dxa"/>
@@ -1941,12 +1827,6 @@
         <w:gridCol w:w="3900"/>
       </w:tblGrid>
       <w:tr>
-        <w:tblPrEx>
-          <w:tblCellMar>
-            <w:top w:w="0" w:type="dxa"/>
-            <w:bottom w:w="0" w:type="dxa"/>
-          </w:tblCellMar>
-        </w:tblPrEx>
         <w:trPr>
           <w:tblHeader/>
         </w:trPr>
@@ -2018,12 +1898,6 @@
         </w:tc>
       </w:tr>
       <w:tr>
-        <w:tblPrEx>
-          <w:tblCellMar>
-            <w:top w:w="0" w:type="dxa"/>
-            <w:bottom w:w="0" w:type="dxa"/>
-          </w:tblCellMar>
-        </w:tblPrEx>
         <w:tc>
           <w:tcPr>
             <w:tcW w:w="3200" w:type="dxa"/>
@@ -2081,12 +1955,6 @@
         </w:tc>
       </w:tr>
       <w:tr>
-        <w:tblPrEx>
-          <w:tblCellMar>
-            <w:top w:w="0" w:type="dxa"/>
-            <w:bottom w:w="0" w:type="dxa"/>
-          </w:tblCellMar>
-        </w:tblPrEx>
         <w:tc>
           <w:tcPr>
             <w:tcW w:w="3200" w:type="dxa"/>
@@ -2147,12 +2015,6 @@
         </w:tc>
       </w:tr>
       <w:tr>
-        <w:tblPrEx>
-          <w:tblCellMar>
-            <w:top w:w="0" w:type="dxa"/>
-            <w:bottom w:w="0" w:type="dxa"/>
-          </w:tblCellMar>
-        </w:tblPrEx>
         <w:tc>
           <w:tcPr>
             <w:tcW w:w="3200" w:type="dxa"/>
@@ -2212,12 +2074,6 @@
         </w:tc>
       </w:tr>
       <w:tr>
-        <w:tblPrEx>
-          <w:tblCellMar>
-            <w:top w:w="0" w:type="dxa"/>
-            <w:bottom w:w="0" w:type="dxa"/>
-          </w:tblCellMar>
-        </w:tblPrEx>
         <w:tc>
           <w:tcPr>
             <w:tcW w:w="3200" w:type="dxa"/>
@@ -2280,12 +2136,6 @@
         </w:tc>
       </w:tr>
       <w:tr>
-        <w:tblPrEx>
-          <w:tblCellMar>
-            <w:top w:w="0" w:type="dxa"/>
-            <w:bottom w:w="0" w:type="dxa"/>
-          </w:tblCellMar>
-        </w:tblPrEx>
         <w:tc>
           <w:tcPr>
             <w:tcW w:w="3200" w:type="dxa"/>
@@ -2408,12 +2258,6 @@
         <w:gridCol w:w="3900"/>
       </w:tblGrid>
       <w:tr>
-        <w:tblPrEx>
-          <w:tblCellMar>
-            <w:top w:w="0" w:type="dxa"/>
-            <w:bottom w:w="0" w:type="dxa"/>
-          </w:tblCellMar>
-        </w:tblPrEx>
         <w:trPr>
           <w:tblHeader/>
         </w:trPr>
@@ -2485,12 +2329,6 @@
         </w:tc>
       </w:tr>
       <w:tr>
-        <w:tblPrEx>
-          <w:tblCellMar>
-            <w:top w:w="0" w:type="dxa"/>
-            <w:bottom w:w="0" w:type="dxa"/>
-          </w:tblCellMar>
-        </w:tblPrEx>
         <w:tc>
           <w:tcPr>
             <w:tcW w:w="3200" w:type="dxa"/>
@@ -2548,12 +2386,6 @@
         </w:tc>
       </w:tr>
       <w:tr>
-        <w:tblPrEx>
-          <w:tblCellMar>
-            <w:top w:w="0" w:type="dxa"/>
-            <w:bottom w:w="0" w:type="dxa"/>
-          </w:tblCellMar>
-        </w:tblPrEx>
         <w:tc>
           <w:tcPr>
             <w:tcW w:w="3200" w:type="dxa"/>
@@ -2614,12 +2446,6 @@
         </w:tc>
       </w:tr>
       <w:tr>
-        <w:tblPrEx>
-          <w:tblCellMar>
-            <w:top w:w="0" w:type="dxa"/>
-            <w:bottom w:w="0" w:type="dxa"/>
-          </w:tblCellMar>
-        </w:tblPrEx>
         <w:tc>
           <w:tcPr>
             <w:tcW w:w="3200" w:type="dxa"/>
@@ -3127,12 +2953,6 @@
         <w:gridCol w:w="4900"/>
       </w:tblGrid>
       <w:tr>
-        <w:tblPrEx>
-          <w:tblCellMar>
-            <w:top w:w="0" w:type="dxa"/>
-            <w:bottom w:w="0" w:type="dxa"/>
-          </w:tblCellMar>
-        </w:tblPrEx>
         <w:trPr>
           <w:tblHeader/>
         </w:trPr>
@@ -3204,12 +3024,6 @@
         </w:tc>
       </w:tr>
       <w:tr>
-        <w:tblPrEx>
-          <w:tblCellMar>
-            <w:top w:w="0" w:type="dxa"/>
-            <w:bottom w:w="0" w:type="dxa"/>
-          </w:tblCellMar>
-        </w:tblPrEx>
         <w:tc>
           <w:tcPr>
             <w:tcW w:w="1600" w:type="dxa"/>
@@ -3273,12 +3087,6 @@
         </w:tc>
       </w:tr>
       <w:tr>
-        <w:tblPrEx>
-          <w:tblCellMar>
-            <w:top w:w="0" w:type="dxa"/>
-            <w:bottom w:w="0" w:type="dxa"/>
-          </w:tblCellMar>
-        </w:tblPrEx>
         <w:tc>
           <w:tcPr>
             <w:tcW w:w="1600" w:type="dxa"/>
@@ -3340,12 +3148,6 @@
         </w:tc>
       </w:tr>
       <w:tr>
-        <w:tblPrEx>
-          <w:tblCellMar>
-            <w:top w:w="0" w:type="dxa"/>
-            <w:bottom w:w="0" w:type="dxa"/>
-          </w:tblCellMar>
-        </w:tblPrEx>
         <w:tc>
           <w:tcPr>
             <w:tcW w:w="1600" w:type="dxa"/>
@@ -3401,12 +3203,6 @@
         </w:tc>
       </w:tr>
       <w:tr>
-        <w:tblPrEx>
-          <w:tblCellMar>
-            <w:top w:w="0" w:type="dxa"/>
-            <w:bottom w:w="0" w:type="dxa"/>
-          </w:tblCellMar>
-        </w:tblPrEx>
         <w:tc>
           <w:tcPr>
             <w:tcW w:w="1600" w:type="dxa"/>
@@ -3468,12 +3264,6 @@
         </w:tc>
       </w:tr>
       <w:tr>
-        <w:tblPrEx>
-          <w:tblCellMar>
-            <w:top w:w="0" w:type="dxa"/>
-            <w:bottom w:w="0" w:type="dxa"/>
-          </w:tblCellMar>
-        </w:tblPrEx>
         <w:tc>
           <w:tcPr>
             <w:tcW w:w="1600" w:type="dxa"/>
@@ -3609,12 +3399,6 @@
         <w:gridCol w:w="4900"/>
       </w:tblGrid>
       <w:tr>
-        <w:tblPrEx>
-          <w:tblCellMar>
-            <w:top w:w="0" w:type="dxa"/>
-            <w:bottom w:w="0" w:type="dxa"/>
-          </w:tblCellMar>
-        </w:tblPrEx>
         <w:trPr>
           <w:tblHeader/>
         </w:trPr>
@@ -3686,12 +3470,6 @@
         </w:tc>
       </w:tr>
       <w:tr>
-        <w:tblPrEx>
-          <w:tblCellMar>
-            <w:top w:w="0" w:type="dxa"/>
-            <w:bottom w:w="0" w:type="dxa"/>
-          </w:tblCellMar>
-        </w:tblPrEx>
         <w:tc>
           <w:tcPr>
             <w:tcW w:w="1600" w:type="dxa"/>
@@ -3742,12 +3520,6 @@
         </w:tc>
       </w:tr>
       <w:tr>
-        <w:tblPrEx>
-          <w:tblCellMar>
-            <w:top w:w="0" w:type="dxa"/>
-            <w:bottom w:w="0" w:type="dxa"/>
-          </w:tblCellMar>
-        </w:tblPrEx>
         <w:tc>
           <w:tcPr>
             <w:tcW w:w="1600" w:type="dxa"/>
@@ -3801,12 +3573,6 @@
         </w:tc>
       </w:tr>
       <w:tr>
-        <w:tblPrEx>
-          <w:tblCellMar>
-            <w:top w:w="0" w:type="dxa"/>
-            <w:bottom w:w="0" w:type="dxa"/>
-          </w:tblCellMar>
-        </w:tblPrEx>
         <w:tc>
           <w:tcPr>
             <w:tcW w:w="1600" w:type="dxa"/>
@@ -3857,12 +3623,6 @@
         </w:tc>
       </w:tr>
       <w:tr>
-        <w:tblPrEx>
-          <w:tblCellMar>
-            <w:top w:w="0" w:type="dxa"/>
-            <w:bottom w:w="0" w:type="dxa"/>
-          </w:tblCellMar>
-        </w:tblPrEx>
         <w:tc>
           <w:tcPr>
             <w:tcW w:w="1600" w:type="dxa"/>
@@ -3916,12 +3676,6 @@
         </w:tc>
       </w:tr>
       <w:tr>
-        <w:tblPrEx>
-          <w:tblCellMar>
-            <w:top w:w="0" w:type="dxa"/>
-            <w:bottom w:w="0" w:type="dxa"/>
-          </w:tblCellMar>
-        </w:tblPrEx>
         <w:tc>
           <w:tcPr>
             <w:tcW w:w="1600" w:type="dxa"/>
@@ -4049,12 +3803,6 @@
         <w:gridCol w:w="4900"/>
       </w:tblGrid>
       <w:tr>
-        <w:tblPrEx>
-          <w:tblCellMar>
-            <w:top w:w="0" w:type="dxa"/>
-            <w:bottom w:w="0" w:type="dxa"/>
-          </w:tblCellMar>
-        </w:tblPrEx>
         <w:trPr>
           <w:tblHeader/>
         </w:trPr>
@@ -4126,12 +3874,6 @@
         </w:tc>
       </w:tr>
       <w:tr>
-        <w:tblPrEx>
-          <w:tblCellMar>
-            <w:top w:w="0" w:type="dxa"/>
-            <w:bottom w:w="0" w:type="dxa"/>
-          </w:tblCellMar>
-        </w:tblPrEx>
         <w:tc>
           <w:tcPr>
             <w:tcW w:w="1600" w:type="dxa"/>
@@ -4187,12 +3929,6 @@
         </w:tc>
       </w:tr>
       <w:tr>
-        <w:tblPrEx>
-          <w:tblCellMar>
-            <w:top w:w="0" w:type="dxa"/>
-            <w:bottom w:w="0" w:type="dxa"/>
-          </w:tblCellMar>
-        </w:tblPrEx>
         <w:tc>
           <w:tcPr>
             <w:tcW w:w="1600" w:type="dxa"/>
@@ -4254,12 +3990,6 @@
         </w:tc>
       </w:tr>
       <w:tr>
-        <w:tblPrEx>
-          <w:tblCellMar>
-            <w:top w:w="0" w:type="dxa"/>
-            <w:bottom w:w="0" w:type="dxa"/>
-          </w:tblCellMar>
-        </w:tblPrEx>
         <w:tc>
           <w:tcPr>
             <w:tcW w:w="1600" w:type="dxa"/>
@@ -4315,12 +4045,6 @@
         </w:tc>
       </w:tr>
       <w:tr>
-        <w:tblPrEx>
-          <w:tblCellMar>
-            <w:top w:w="0" w:type="dxa"/>
-            <w:bottom w:w="0" w:type="dxa"/>
-          </w:tblCellMar>
-        </w:tblPrEx>
         <w:tc>
           <w:tcPr>
             <w:tcW w:w="1600" w:type="dxa"/>
@@ -4382,12 +4106,6 @@
         </w:tc>
       </w:tr>
       <w:tr>
-        <w:tblPrEx>
-          <w:tblCellMar>
-            <w:top w:w="0" w:type="dxa"/>
-            <w:bottom w:w="0" w:type="dxa"/>
-          </w:tblCellMar>
-        </w:tblPrEx>
         <w:tc>
           <w:tcPr>
             <w:tcW w:w="1600" w:type="dxa"/>
@@ -4448,18 +4166,18 @@
     </w:tbl>
     <w:p>
       <w:pPr>
-        <w:spacing w:after="160"/>
-        <w:rPr>
-          <w:sz w:val="24"/>
-          <w:szCs w:val="24"/>
-        </w:rPr>
-      </w:pPr>
-      <w:r>
-        <w:rPr>
-          <w:sz w:val="24"/>
-          <w:szCs w:val="24"/>
-        </w:rPr>
-        <w:t xml:space="preserve">Aucun de ces </w:t>
+        <w:spacing w:before="120" w:after="160"/>
+        <w:rPr>
+          <w:sz w:val="24"/>
+          <w:szCs w:val="24"/>
+        </w:rPr>
+      </w:pPr>
+      <w:r>
+        <w:rPr>
+          <w:sz w:val="24"/>
+          <w:szCs w:val="24"/>
+        </w:rPr>
+        <w:t xml:space="preserve">Depuis l'ajout de l'authentification (voir ci-dessous), tous ces </w:t>
       </w:r>
       <w:proofErr w:type="spellStart"/>
       <w:r>
@@ -4475,7 +4193,7 @@
           <w:sz w:val="24"/>
           <w:szCs w:val="24"/>
         </w:rPr>
-        <w:t xml:space="preserve"> ne nécessite d'authentification dans la version actuelle (voir section « Points à clarifier »). Toutes les entrées sont validées côté serveur via les Form </w:t>
+        <w:t xml:space="preserve"> nécessitent désormais un </w:t>
       </w:r>
       <w:proofErr w:type="spellStart"/>
       <w:r>
@@ -4483,7 +4201,7 @@
           <w:sz w:val="24"/>
           <w:szCs w:val="24"/>
         </w:rPr>
-        <w:t>Requests</w:t>
+        <w:t>token</w:t>
       </w:r>
       <w:proofErr w:type="spellEnd"/>
       <w:r>
@@ -4491,7 +4209,23 @@
           <w:sz w:val="24"/>
           <w:szCs w:val="24"/>
         </w:rPr>
-        <w:t xml:space="preserve"> / méthode </w:t>
+        <w:t xml:space="preserve"> </w:t>
+      </w:r>
+      <w:proofErr w:type="spellStart"/>
+      <w:r>
+        <w:rPr>
+          <w:sz w:val="24"/>
+          <w:szCs w:val="24"/>
+        </w:rPr>
+        <w:t>Sanctum</w:t>
+      </w:r>
+      <w:proofErr w:type="spellEnd"/>
+      <w:r>
+        <w:rPr>
+          <w:sz w:val="24"/>
+          <w:szCs w:val="24"/>
+        </w:rPr>
+        <w:t xml:space="preserve"> valide, à l'exception de /api/login. Toutes les entrées sont par ailleurs validées côté serveur via la méthode </w:t>
       </w:r>
       <w:proofErr w:type="spellStart"/>
       <w:proofErr w:type="gramStart"/>
@@ -4534,6 +4268,425 @@
         </w:rPr>
         <w:t xml:space="preserve"> avant tout enregistrement.</w:t>
       </w:r>
+    </w:p>
+    <w:p>
+      <w:pPr>
+        <w:rPr>
+          <w:color w:val="EE0000"/>
+          <w:sz w:val="20"/>
+          <w:szCs w:val="20"/>
+        </w:rPr>
+      </w:pPr>
+      <w:proofErr w:type="spellStart"/>
+      <w:r>
+        <w:rPr>
+          <w:b/>
+          <w:color w:val="EE0000"/>
+          <w:sz w:val="24"/>
+          <w:szCs w:val="20"/>
+        </w:rPr>
+        <w:t>Endpoints</w:t>
+      </w:r>
+      <w:proofErr w:type="spellEnd"/>
+      <w:r>
+        <w:rPr>
+          <w:b/>
+          <w:color w:val="EE0000"/>
+          <w:sz w:val="24"/>
+          <w:szCs w:val="20"/>
+        </w:rPr>
+        <w:t xml:space="preserve"> </w:t>
+      </w:r>
+      <w:r>
+        <w:rPr>
+          <w:b/>
+          <w:color w:val="EE0000"/>
+          <w:sz w:val="24"/>
+          <w:szCs w:val="20"/>
+        </w:rPr>
+        <w:t>-</w:t>
+      </w:r>
+      <w:r>
+        <w:rPr>
+          <w:b/>
+          <w:color w:val="EE0000"/>
+          <w:sz w:val="24"/>
+          <w:szCs w:val="20"/>
+        </w:rPr>
+        <w:t xml:space="preserve"> Authentification</w:t>
+      </w:r>
+    </w:p>
+    <w:p>
+      <w:pPr>
+        <w:spacing w:after="240"/>
+        <w:rPr>
+          <w:sz w:val="24"/>
+          <w:szCs w:val="24"/>
+        </w:rPr>
+      </w:pPr>
+      <w:r>
+        <w:rPr>
+          <w:sz w:val="24"/>
+          <w:szCs w:val="24"/>
+        </w:rPr>
+        <w:lastRenderedPageBreak/>
+        <w:t xml:space="preserve">Toutes les routes ci-dessus (véhicules, techniciens, réparations) sont protégées par le middleware </w:t>
+      </w:r>
+      <w:proofErr w:type="spellStart"/>
+      <w:proofErr w:type="gramStart"/>
+      <w:r>
+        <w:rPr>
+          <w:sz w:val="24"/>
+          <w:szCs w:val="24"/>
+        </w:rPr>
+        <w:t>auth:sanctum</w:t>
+      </w:r>
+      <w:proofErr w:type="spellEnd"/>
+      <w:proofErr w:type="gramEnd"/>
+      <w:r>
+        <w:rPr>
+          <w:sz w:val="24"/>
+          <w:szCs w:val="24"/>
+        </w:rPr>
+        <w:t>. Seules les routes suivantes sont publiques ou dédiées à la connexion :</w:t>
+      </w:r>
+    </w:p>
+    <w:tbl>
+      <w:tblPr>
+        <w:tblW w:w="9300" w:type="dxa"/>
+        <w:tblBorders>
+          <w:top w:val="single" w:sz="4" w:space="0" w:color="auto"/>
+          <w:left w:val="single" w:sz="4" w:space="0" w:color="auto"/>
+          <w:bottom w:val="single" w:sz="4" w:space="0" w:color="auto"/>
+          <w:right w:val="single" w:sz="4" w:space="0" w:color="auto"/>
+          <w:insideH w:val="single" w:sz="4" w:space="0" w:color="auto"/>
+          <w:insideV w:val="single" w:sz="4" w:space="0" w:color="auto"/>
+        </w:tblBorders>
+        <w:tblCellMar>
+          <w:left w:w="10" w:type="dxa"/>
+          <w:right w:w="10" w:type="dxa"/>
+        </w:tblCellMar>
+        <w:tblLook w:val="0000" w:firstRow="0" w:lastRow="0" w:firstColumn="0" w:lastColumn="0" w:noHBand="0" w:noVBand="0"/>
+      </w:tblPr>
+      <w:tblGrid>
+        <w:gridCol w:w="1600"/>
+        <w:gridCol w:w="2800"/>
+        <w:gridCol w:w="4900"/>
+      </w:tblGrid>
+      <w:tr>
+        <w:trPr>
+          <w:tblHeader/>
+        </w:trPr>
+        <w:tc>
+          <w:tcPr>
+            <w:tcW w:w="1600" w:type="dxa"/>
+            <w:shd w:val="clear" w:color="auto" w:fill="1E3A5F"/>
+            <w:tcMar>
+              <w:top w:w="80" w:type="dxa"/>
+              <w:left w:w="100" w:type="dxa"/>
+              <w:bottom w:w="80" w:type="dxa"/>
+              <w:right w:w="100" w:type="dxa"/>
+            </w:tcMar>
+          </w:tcPr>
+          <w:p>
+            <w:r>
+              <w:rPr>
+                <w:b/>
+              </w:rPr>
+              <w:t>Méthode</w:t>
+            </w:r>
+          </w:p>
+        </w:tc>
+        <w:tc>
+          <w:tcPr>
+            <w:tcW w:w="2800" w:type="dxa"/>
+            <w:shd w:val="clear" w:color="auto" w:fill="1E3A5F"/>
+            <w:tcMar>
+              <w:top w:w="80" w:type="dxa"/>
+              <w:left w:w="100" w:type="dxa"/>
+              <w:bottom w:w="80" w:type="dxa"/>
+              <w:right w:w="100" w:type="dxa"/>
+            </w:tcMar>
+          </w:tcPr>
+          <w:p>
+            <w:r>
+              <w:rPr>
+                <w:b/>
+              </w:rPr>
+              <w:t>URL</w:t>
+            </w:r>
+          </w:p>
+        </w:tc>
+        <w:tc>
+          <w:tcPr>
+            <w:tcW w:w="4900" w:type="dxa"/>
+            <w:shd w:val="clear" w:color="auto" w:fill="1E3A5F"/>
+            <w:tcMar>
+              <w:top w:w="80" w:type="dxa"/>
+              <w:left w:w="100" w:type="dxa"/>
+              <w:bottom w:w="80" w:type="dxa"/>
+              <w:right w:w="100" w:type="dxa"/>
+            </w:tcMar>
+          </w:tcPr>
+          <w:p>
+            <w:r>
+              <w:rPr>
+                <w:b/>
+              </w:rPr>
+              <w:t>Description</w:t>
+            </w:r>
+          </w:p>
+        </w:tc>
+      </w:tr>
+      <w:tr>
+        <w:tc>
+          <w:tcPr>
+            <w:tcW w:w="1600" w:type="dxa"/>
+            <w:tcMar>
+              <w:top w:w="80" w:type="dxa"/>
+              <w:left w:w="100" w:type="dxa"/>
+              <w:bottom w:w="80" w:type="dxa"/>
+              <w:right w:w="100" w:type="dxa"/>
+            </w:tcMar>
+          </w:tcPr>
+          <w:p>
+            <w:r>
+              <w:t>/login</w:t>
+            </w:r>
+          </w:p>
+        </w:tc>
+        <w:tc>
+          <w:tcPr>
+            <w:tcW w:w="2800" w:type="dxa"/>
+            <w:tcMar>
+              <w:top w:w="80" w:type="dxa"/>
+              <w:left w:w="100" w:type="dxa"/>
+              <w:bottom w:w="80" w:type="dxa"/>
+              <w:right w:w="100" w:type="dxa"/>
+            </w:tcMar>
+          </w:tcPr>
+          <w:p>
+            <w:r>
+              <w:t>Connexion administrateur (accessible sans authentification)</w:t>
+            </w:r>
+          </w:p>
+        </w:tc>
+        <w:tc>
+          <w:tcPr>
+            <w:tcW w:w="4900" w:type="dxa"/>
+            <w:tcMar>
+              <w:top w:w="80" w:type="dxa"/>
+              <w:left w:w="100" w:type="dxa"/>
+              <w:bottom w:w="80" w:type="dxa"/>
+              <w:right w:w="100" w:type="dxa"/>
+            </w:tcMar>
+          </w:tcPr>
+          <w:p>
+            <w:r>
+              <w:t>Page de connexion</w:t>
+            </w:r>
+          </w:p>
+        </w:tc>
+      </w:tr>
+      <w:tr>
+        <w:tc>
+          <w:tcPr>
+            <w:tcW w:w="1600" w:type="dxa"/>
+            <w:shd w:val="clear" w:color="auto" w:fill="F2F5F9"/>
+            <w:tcMar>
+              <w:top w:w="80" w:type="dxa"/>
+              <w:left w:w="100" w:type="dxa"/>
+              <w:bottom w:w="80" w:type="dxa"/>
+              <w:right w:w="100" w:type="dxa"/>
+            </w:tcMar>
+          </w:tcPr>
+          <w:p>
+            <w:r>
+              <w:t>POST</w:t>
+            </w:r>
+          </w:p>
+        </w:tc>
+        <w:tc>
+          <w:tcPr>
+            <w:tcW w:w="2800" w:type="dxa"/>
+            <w:shd w:val="clear" w:color="auto" w:fill="F2F5F9"/>
+            <w:tcMar>
+              <w:top w:w="80" w:type="dxa"/>
+              <w:left w:w="100" w:type="dxa"/>
+              <w:bottom w:w="80" w:type="dxa"/>
+              <w:right w:w="100" w:type="dxa"/>
+            </w:tcMar>
+          </w:tcPr>
+          <w:p>
+            <w:r>
+              <w:t>/api/login</w:t>
+            </w:r>
+          </w:p>
+        </w:tc>
+        <w:tc>
+          <w:tcPr>
+            <w:tcW w:w="4900" w:type="dxa"/>
+            <w:shd w:val="clear" w:color="auto" w:fill="F2F5F9"/>
+            <w:tcMar>
+              <w:top w:w="80" w:type="dxa"/>
+              <w:left w:w="100" w:type="dxa"/>
+              <w:bottom w:w="80" w:type="dxa"/>
+              <w:right w:w="100" w:type="dxa"/>
+            </w:tcMar>
+          </w:tcPr>
+          <w:p>
+            <w:r>
+              <w:t>Authentifie l'administrateur (</w:t>
+            </w:r>
+            <w:proofErr w:type="gramStart"/>
+            <w:r>
+              <w:t>email</w:t>
+            </w:r>
+            <w:proofErr w:type="gramEnd"/>
+            <w:r>
+              <w:t xml:space="preserve"> + mot de passe) et renvoie un </w:t>
+            </w:r>
+            <w:proofErr w:type="spellStart"/>
+            <w:r>
+              <w:t>token</w:t>
+            </w:r>
+            <w:proofErr w:type="spellEnd"/>
+            <w:r>
+              <w:t xml:space="preserve"> </w:t>
+            </w:r>
+            <w:proofErr w:type="spellStart"/>
+            <w:r>
+              <w:t>Sanctum</w:t>
+            </w:r>
+            <w:proofErr w:type="spellEnd"/>
+          </w:p>
+        </w:tc>
+      </w:tr>
+      <w:tr>
+        <w:tc>
+          <w:tcPr>
+            <w:tcW w:w="1600" w:type="dxa"/>
+            <w:tcMar>
+              <w:top w:w="80" w:type="dxa"/>
+              <w:left w:w="100" w:type="dxa"/>
+              <w:bottom w:w="80" w:type="dxa"/>
+              <w:right w:w="100" w:type="dxa"/>
+            </w:tcMar>
+          </w:tcPr>
+          <w:p>
+            <w:r>
+              <w:t>POST</w:t>
+            </w:r>
+          </w:p>
+        </w:tc>
+        <w:tc>
+          <w:tcPr>
+            <w:tcW w:w="2800" w:type="dxa"/>
+            <w:tcMar>
+              <w:top w:w="80" w:type="dxa"/>
+              <w:left w:w="100" w:type="dxa"/>
+              <w:bottom w:w="80" w:type="dxa"/>
+              <w:right w:w="100" w:type="dxa"/>
+            </w:tcMar>
+          </w:tcPr>
+          <w:p>
+            <w:r>
+              <w:t>/api/</w:t>
+            </w:r>
+            <w:proofErr w:type="spellStart"/>
+            <w:r>
+              <w:t>logout</w:t>
+            </w:r>
+            <w:proofErr w:type="spellEnd"/>
+          </w:p>
+        </w:tc>
+        <w:tc>
+          <w:tcPr>
+            <w:tcW w:w="4900" w:type="dxa"/>
+            <w:tcMar>
+              <w:top w:w="80" w:type="dxa"/>
+              <w:left w:w="100" w:type="dxa"/>
+              <w:bottom w:w="80" w:type="dxa"/>
+              <w:right w:w="100" w:type="dxa"/>
+            </w:tcMar>
+          </w:tcPr>
+          <w:p>
+            <w:r>
+              <w:t xml:space="preserve">Révoque le </w:t>
+            </w:r>
+            <w:proofErr w:type="spellStart"/>
+            <w:r>
+              <w:t>token</w:t>
+            </w:r>
+            <w:proofErr w:type="spellEnd"/>
+            <w:r>
+              <w:t xml:space="preserve"> courant (protégé, nécessite d'être connecté)</w:t>
+            </w:r>
+          </w:p>
+        </w:tc>
+      </w:tr>
+      <w:tr>
+        <w:tc>
+          <w:tcPr>
+            <w:tcW w:w="1600" w:type="dxa"/>
+            <w:shd w:val="clear" w:color="auto" w:fill="F2F5F9"/>
+            <w:tcMar>
+              <w:top w:w="80" w:type="dxa"/>
+              <w:left w:w="100" w:type="dxa"/>
+              <w:bottom w:w="80" w:type="dxa"/>
+              <w:right w:w="100" w:type="dxa"/>
+            </w:tcMar>
+          </w:tcPr>
+          <w:p>
+            <w:r>
+              <w:t>GET</w:t>
+            </w:r>
+          </w:p>
+        </w:tc>
+        <w:tc>
+          <w:tcPr>
+            <w:tcW w:w="2800" w:type="dxa"/>
+            <w:shd w:val="clear" w:color="auto" w:fill="F2F5F9"/>
+            <w:tcMar>
+              <w:top w:w="80" w:type="dxa"/>
+              <w:left w:w="100" w:type="dxa"/>
+              <w:bottom w:w="80" w:type="dxa"/>
+              <w:right w:w="100" w:type="dxa"/>
+            </w:tcMar>
+          </w:tcPr>
+          <w:p>
+            <w:r>
+              <w:t>/api/me</w:t>
+            </w:r>
+          </w:p>
+        </w:tc>
+        <w:tc>
+          <w:tcPr>
+            <w:tcW w:w="4900" w:type="dxa"/>
+            <w:shd w:val="clear" w:color="auto" w:fill="F2F5F9"/>
+            <w:tcMar>
+              <w:top w:w="80" w:type="dxa"/>
+              <w:left w:w="100" w:type="dxa"/>
+              <w:bottom w:w="80" w:type="dxa"/>
+              <w:right w:w="100" w:type="dxa"/>
+            </w:tcMar>
+          </w:tcPr>
+          <w:p>
+            <w:r>
+              <w:t>Renvoie l'utilisateur actuellement authentifié (protégé)</w:t>
+            </w:r>
+          </w:p>
+        </w:tc>
+      </w:tr>
+    </w:tbl>
+    <w:p>
+      <w:pPr>
+        <w:spacing w:before="120" w:after="160"/>
+        <w:rPr>
+          <w:sz w:val="24"/>
+          <w:szCs w:val="24"/>
+        </w:rPr>
+      </w:pPr>
     </w:p>
     <w:p>
       <w:pPr>
@@ -4623,7 +4776,6 @@
           <w:sz w:val="24"/>
           <w:szCs w:val="24"/>
         </w:rPr>
-        <w:lastRenderedPageBreak/>
         <w:t>Pages / routes</w:t>
       </w:r>
     </w:p>
@@ -4649,12 +4801,6 @@
         <w:gridCol w:w="6000"/>
       </w:tblGrid>
       <w:tr>
-        <w:tblPrEx>
-          <w:tblCellMar>
-            <w:top w:w="0" w:type="dxa"/>
-            <w:bottom w:w="0" w:type="dxa"/>
-          </w:tblCellMar>
-        </w:tblPrEx>
         <w:trPr>
           <w:tblHeader/>
         </w:trPr>
@@ -4704,12 +4850,6 @@
         </w:tc>
       </w:tr>
       <w:tr>
-        <w:tblPrEx>
-          <w:tblCellMar>
-            <w:top w:w="0" w:type="dxa"/>
-            <w:bottom w:w="0" w:type="dxa"/>
-          </w:tblCellMar>
-        </w:tblPrEx>
         <w:tc>
           <w:tcPr>
             <w:tcW w:w="3300" w:type="dxa"/>
@@ -4744,12 +4884,6 @@
         </w:tc>
       </w:tr>
       <w:tr>
-        <w:tblPrEx>
-          <w:tblCellMar>
-            <w:top w:w="0" w:type="dxa"/>
-            <w:bottom w:w="0" w:type="dxa"/>
-          </w:tblCellMar>
-        </w:tblPrEx>
         <w:tc>
           <w:tcPr>
             <w:tcW w:w="3300" w:type="dxa"/>
@@ -4791,12 +4925,6 @@
         </w:tc>
       </w:tr>
       <w:tr>
-        <w:tblPrEx>
-          <w:tblCellMar>
-            <w:top w:w="0" w:type="dxa"/>
-            <w:bottom w:w="0" w:type="dxa"/>
-          </w:tblCellMar>
-        </w:tblPrEx>
         <w:tc>
           <w:tcPr>
             <w:tcW w:w="3300" w:type="dxa"/>
@@ -4844,12 +4972,6 @@
         </w:tc>
       </w:tr>
       <w:tr>
-        <w:tblPrEx>
-          <w:tblCellMar>
-            <w:top w:w="0" w:type="dxa"/>
-            <w:bottom w:w="0" w:type="dxa"/>
-          </w:tblCellMar>
-        </w:tblPrEx>
         <w:tc>
           <w:tcPr>
             <w:tcW w:w="3300" w:type="dxa"/>
@@ -4899,12 +5021,6 @@
         </w:tc>
       </w:tr>
       <w:tr>
-        <w:tblPrEx>
-          <w:tblCellMar>
-            <w:top w:w="0" w:type="dxa"/>
-            <w:bottom w:w="0" w:type="dxa"/>
-          </w:tblCellMar>
-        </w:tblPrEx>
         <w:tc>
           <w:tcPr>
             <w:tcW w:w="3300" w:type="dxa"/>
@@ -4960,12 +5076,6 @@
         </w:tc>
       </w:tr>
       <w:tr>
-        <w:tblPrEx>
-          <w:tblCellMar>
-            <w:top w:w="0" w:type="dxa"/>
-            <w:bottom w:w="0" w:type="dxa"/>
-          </w:tblCellMar>
-        </w:tblPrEx>
         <w:tc>
           <w:tcPr>
             <w:tcW w:w="3300" w:type="dxa"/>
@@ -5002,12 +5112,6 @@
         </w:tc>
       </w:tr>
       <w:tr>
-        <w:tblPrEx>
-          <w:tblCellMar>
-            <w:top w:w="0" w:type="dxa"/>
-            <w:bottom w:w="0" w:type="dxa"/>
-          </w:tblCellMar>
-        </w:tblPrEx>
         <w:tc>
           <w:tcPr>
             <w:tcW w:w="3300" w:type="dxa"/>
@@ -5050,12 +5154,6 @@
         </w:tc>
       </w:tr>
       <w:tr>
-        <w:tblPrEx>
-          <w:tblCellMar>
-            <w:top w:w="0" w:type="dxa"/>
-            <w:bottom w:w="0" w:type="dxa"/>
-          </w:tblCellMar>
-        </w:tblPrEx>
         <w:tc>
           <w:tcPr>
             <w:tcW w:w="3300" w:type="dxa"/>
@@ -5097,12 +5195,6 @@
         </w:tc>
       </w:tr>
       <w:tr>
-        <w:tblPrEx>
-          <w:tblCellMar>
-            <w:top w:w="0" w:type="dxa"/>
-            <w:bottom w:w="0" w:type="dxa"/>
-          </w:tblCellMar>
-        </w:tblPrEx>
         <w:tc>
           <w:tcPr>
             <w:tcW w:w="3300" w:type="dxa"/>
@@ -5150,12 +5242,6 @@
         </w:tc>
       </w:tr>
       <w:tr>
-        <w:tblPrEx>
-          <w:tblCellMar>
-            <w:top w:w="0" w:type="dxa"/>
-            <w:bottom w:w="0" w:type="dxa"/>
-          </w:tblCellMar>
-        </w:tblPrEx>
         <w:tc>
           <w:tcPr>
             <w:tcW w:w="3300" w:type="dxa"/>
@@ -5197,12 +5283,6 @@
         </w:tc>
       </w:tr>
       <w:tr>
-        <w:tblPrEx>
-          <w:tblCellMar>
-            <w:top w:w="0" w:type="dxa"/>
-            <w:bottom w:w="0" w:type="dxa"/>
-          </w:tblCellMar>
-        </w:tblPrEx>
         <w:tc>
           <w:tcPr>
             <w:tcW w:w="3300" w:type="dxa"/>
@@ -5250,12 +5330,6 @@
         </w:tc>
       </w:tr>
       <w:tr>
-        <w:tblPrEx>
-          <w:tblCellMar>
-            <w:top w:w="0" w:type="dxa"/>
-            <w:bottom w:w="0" w:type="dxa"/>
-          </w:tblCellMar>
-        </w:tblPrEx>
         <w:tc>
           <w:tcPr>
             <w:tcW w:w="3300" w:type="dxa"/>
@@ -5305,12 +5379,6 @@
         </w:tc>
       </w:tr>
       <w:tr>
-        <w:tblPrEx>
-          <w:tblCellMar>
-            <w:top w:w="0" w:type="dxa"/>
-            <w:bottom w:w="0" w:type="dxa"/>
-          </w:tblCellMar>
-        </w:tblPrEx>
         <w:tc>
           <w:tcPr>
             <w:tcW w:w="3300" w:type="dxa"/>
@@ -5583,6 +5651,7 @@
           <w:sz w:val="24"/>
           <w:szCs w:val="24"/>
         </w:rPr>
+        <w:lastRenderedPageBreak/>
         <w:t>Pages « Détail » : affichage d'une fiche complète et action de suppression avec confirmation.</w:t>
       </w:r>
     </w:p>
@@ -5857,226 +5926,177 @@
           <w:sz w:val="28"/>
           <w:szCs w:val="28"/>
         </w:rPr>
-        <w:lastRenderedPageBreak/>
         <w:t>Réflexions sur les Exigences Non Fonctionnelles Clés</w:t>
       </w:r>
     </w:p>
     <w:p>
       <w:pPr>
         <w:spacing w:after="120"/>
-        <w:rPr>
-          <w:sz w:val="24"/>
-          <w:szCs w:val="24"/>
-        </w:rPr>
       </w:pPr>
       <w:r>
         <w:rPr>
           <w:b/>
           <w:bCs/>
-          <w:sz w:val="24"/>
-          <w:szCs w:val="24"/>
-        </w:rPr>
-        <w:t xml:space="preserve">Sécurité : </w:t>
-      </w:r>
-      <w:r>
-        <w:rPr>
-          <w:sz w:val="24"/>
-          <w:szCs w:val="24"/>
-        </w:rPr>
-        <w:t xml:space="preserve">toutes les données sont validées côté serveur par </w:t>
+        </w:rPr>
+        <w:t>Sécurité :</w:t>
+      </w:r>
+      <w:r>
+        <w:t xml:space="preserve"> l'accès à l'API est protégé par </w:t>
       </w:r>
       <w:proofErr w:type="spellStart"/>
       <w:r>
-        <w:rPr>
-          <w:sz w:val="24"/>
-          <w:szCs w:val="24"/>
-        </w:rPr>
         <w:t>Laravel</w:t>
       </w:r>
       <w:proofErr w:type="spellEnd"/>
       <w:r>
-        <w:rPr>
-          <w:sz w:val="24"/>
-          <w:szCs w:val="24"/>
-        </w:rPr>
+        <w:t xml:space="preserve"> Sanctum (authentification par </w:t>
+      </w:r>
+      <w:proofErr w:type="spellStart"/>
+      <w:r>
+        <w:t>token</w:t>
+      </w:r>
+      <w:proofErr w:type="spellEnd"/>
+      <w:r>
+        <w:t xml:space="preserve">) </w:t>
+      </w:r>
+      <w:r>
+        <w:t>-</w:t>
+      </w:r>
+      <w:r>
+        <w:t xml:space="preserve"> toutes les routes métier exigent un </w:t>
+      </w:r>
+      <w:proofErr w:type="spellStart"/>
+      <w:r>
+        <w:t>token</w:t>
+      </w:r>
+      <w:proofErr w:type="spellEnd"/>
+      <w:r>
+        <w:t xml:space="preserve"> valide, seule /api/login est publique. Les identifiants de l'administrateur (</w:t>
+      </w:r>
+      <w:proofErr w:type="gramStart"/>
+      <w:r>
+        <w:t>email</w:t>
+      </w:r>
+      <w:proofErr w:type="gramEnd"/>
+      <w:r>
+        <w:t xml:space="preserve"> + mot de passe) sont configurés via des variables d'environnement (ADMIN_</w:t>
+      </w:r>
+      <w:proofErr w:type="gramStart"/>
+      <w:r>
+        <w:t>EMAIL</w:t>
+      </w:r>
+      <w:proofErr w:type="gramEnd"/>
+      <w:r>
+        <w:t xml:space="preserve"> / ADMIN_PASSWORD) plutôt qu'en dur dans le code, et synchronisés par le </w:t>
+      </w:r>
+      <w:proofErr w:type="spellStart"/>
+      <w:r>
+        <w:t>DatabaseSeeder</w:t>
+      </w:r>
+      <w:proofErr w:type="spellEnd"/>
+      <w:r>
+        <w:t xml:space="preserve">. Toutes les données sont par ailleurs validées côté serveur par </w:t>
+      </w:r>
+      <w:proofErr w:type="spellStart"/>
+      <w:r>
+        <w:t>Laravel</w:t>
+      </w:r>
+      <w:proofErr w:type="spellEnd"/>
+      <w:r>
         <w:t xml:space="preserve"> (types, champs requis, unicité de l'immatriculation, existence des identifiants liés </w:t>
       </w:r>
       <w:r>
-        <w:rPr>
-          <w:sz w:val="24"/>
-          <w:szCs w:val="24"/>
-        </w:rPr>
         <w:t>-</w:t>
       </w:r>
       <w:r>
-        <w:rPr>
-          <w:sz w:val="24"/>
-          <w:szCs w:val="24"/>
-        </w:rPr>
         <w:t xml:space="preserve"> </w:t>
       </w:r>
       <w:proofErr w:type="spellStart"/>
       <w:r>
-        <w:rPr>
-          <w:sz w:val="24"/>
-          <w:szCs w:val="24"/>
-        </w:rPr>
         <w:t>vehicule_id</w:t>
       </w:r>
       <w:proofErr w:type="spellEnd"/>
       <w:r>
-        <w:rPr>
-          <w:sz w:val="24"/>
-          <w:szCs w:val="24"/>
-        </w:rPr>
         <w:t xml:space="preserve">, </w:t>
       </w:r>
       <w:proofErr w:type="spellStart"/>
       <w:r>
-        <w:rPr>
-          <w:sz w:val="24"/>
-          <w:szCs w:val="24"/>
-        </w:rPr>
         <w:t>technicien_id</w:t>
       </w:r>
       <w:proofErr w:type="spellEnd"/>
       <w:r>
-        <w:rPr>
-          <w:sz w:val="24"/>
-          <w:szCs w:val="24"/>
-        </w:rPr>
-        <w:t>). L'ORM Eloquent protège nativement contre les injections SQL. Aucune authentification n'étant en place, l'accès à l'API n'est pour l'instant pas restreint : ce point est identifié comme une limite assumée de cette version (voir section 8).</w:t>
+        <w:t>). L'ORM Eloquent protège nativement contre les injections SQL.</w:t>
       </w:r>
     </w:p>
     <w:p>
       <w:pPr>
         <w:spacing w:after="120"/>
-        <w:rPr>
-          <w:sz w:val="24"/>
-          <w:szCs w:val="24"/>
-        </w:rPr>
       </w:pPr>
       <w:r>
         <w:rPr>
           <w:b/>
           <w:bCs/>
-          <w:sz w:val="24"/>
-          <w:szCs w:val="24"/>
         </w:rPr>
         <w:t xml:space="preserve">Performance : </w:t>
       </w:r>
       <w:r>
-        <w:rPr>
-          <w:sz w:val="24"/>
-          <w:szCs w:val="24"/>
-        </w:rPr>
         <w:t xml:space="preserve">les relations sont chargées en une seule requête via </w:t>
       </w:r>
       <w:proofErr w:type="spellStart"/>
       <w:proofErr w:type="gramStart"/>
       <w:r>
-        <w:rPr>
-          <w:sz w:val="24"/>
-          <w:szCs w:val="24"/>
-        </w:rPr>
         <w:t>with</w:t>
       </w:r>
       <w:proofErr w:type="spellEnd"/>
       <w:r>
-        <w:rPr>
-          <w:sz w:val="24"/>
-          <w:szCs w:val="24"/>
-        </w:rPr>
         <w:t>(</w:t>
       </w:r>
       <w:proofErr w:type="gramEnd"/>
       <w:r>
-        <w:rPr>
-          <w:sz w:val="24"/>
-          <w:szCs w:val="24"/>
-        </w:rPr>
         <w:t xml:space="preserve">) (ex. </w:t>
       </w:r>
       <w:proofErr w:type="spellStart"/>
       <w:proofErr w:type="gramStart"/>
       <w:r>
-        <w:rPr>
-          <w:sz w:val="24"/>
-          <w:szCs w:val="24"/>
-        </w:rPr>
         <w:t>Reparation</w:t>
       </w:r>
       <w:proofErr w:type="spellEnd"/>
       <w:r>
-        <w:rPr>
-          <w:sz w:val="24"/>
-          <w:szCs w:val="24"/>
-        </w:rPr>
         <w:t>::</w:t>
       </w:r>
       <w:proofErr w:type="spellStart"/>
       <w:r>
-        <w:rPr>
-          <w:sz w:val="24"/>
-          <w:szCs w:val="24"/>
-        </w:rPr>
         <w:t>with</w:t>
       </w:r>
       <w:proofErr w:type="spellEnd"/>
       <w:r>
-        <w:rPr>
-          <w:sz w:val="24"/>
-          <w:szCs w:val="24"/>
-        </w:rPr>
         <w:t>(</w:t>
       </w:r>
       <w:proofErr w:type="gramEnd"/>
       <w:r>
-        <w:rPr>
-          <w:sz w:val="24"/>
-          <w:szCs w:val="24"/>
-        </w:rPr>
         <w:t>['</w:t>
       </w:r>
       <w:proofErr w:type="spellStart"/>
       <w:r>
-        <w:rPr>
-          <w:sz w:val="24"/>
-          <w:szCs w:val="24"/>
-        </w:rPr>
         <w:t>vehicule</w:t>
       </w:r>
       <w:proofErr w:type="spellEnd"/>
       <w:r>
-        <w:rPr>
-          <w:sz w:val="24"/>
-          <w:szCs w:val="24"/>
-        </w:rPr>
         <w:t>', 'techniciens'])) plutôt qu'en plusieurs appels séparés, ce qui évite le problème des requêtes N+1. La recherche de véhicules se fait côté serveur (clause WHERE ... LIKE) plutôt que de charger tous les véhicules côté client.</w:t>
       </w:r>
     </w:p>
     <w:p>
       <w:pPr>
         <w:spacing w:after="120"/>
-        <w:rPr>
-          <w:sz w:val="24"/>
-          <w:szCs w:val="24"/>
-        </w:rPr>
       </w:pPr>
       <w:r>
         <w:rPr>
           <w:b/>
           <w:bCs/>
-          <w:sz w:val="24"/>
-          <w:szCs w:val="24"/>
         </w:rPr>
         <w:t xml:space="preserve">Éco-responsabilité : </w:t>
       </w:r>
       <w:r>
-        <w:rPr>
-          <w:sz w:val="24"/>
-          <w:szCs w:val="24"/>
-        </w:rPr>
         <w:t>les listes ne renvoient que les colonnes nécessaires à l'affichage, SQLite est un moteur léger adapté au volume de données du projet, et l'interface Bootstrap reste sobre (pas d'images lourdes, chargement minimal de ressources).</w:t>
       </w:r>
     </w:p>
@@ -6385,6 +6405,7 @@
           <w:sz w:val="28"/>
           <w:szCs w:val="28"/>
         </w:rPr>
+        <w:lastRenderedPageBreak/>
         <w:t>Points à Clarifier / Décisions à Prendre Pendant le Développement</w:t>
       </w:r>
     </w:p>
@@ -6406,39 +6427,7 @@
           <w:sz w:val="24"/>
           <w:szCs w:val="24"/>
         </w:rPr>
-        <w:t>Faut-il ajouter une authentification (</w:t>
-      </w:r>
-      <w:proofErr w:type="spellStart"/>
-      <w:r>
-        <w:rPr>
-          <w:sz w:val="24"/>
-          <w:szCs w:val="24"/>
-        </w:rPr>
-        <w:t>Laravel</w:t>
-      </w:r>
-      <w:proofErr w:type="spellEnd"/>
-      <w:r>
-        <w:rPr>
-          <w:sz w:val="24"/>
-          <w:szCs w:val="24"/>
-        </w:rPr>
-        <w:t xml:space="preserve"> </w:t>
-      </w:r>
-      <w:proofErr w:type="spellStart"/>
-      <w:r>
-        <w:rPr>
-          <w:sz w:val="24"/>
-          <w:szCs w:val="24"/>
-        </w:rPr>
-        <w:t>Sanctum</w:t>
-      </w:r>
-      <w:proofErr w:type="spellEnd"/>
-      <w:r>
-        <w:rPr>
-          <w:sz w:val="24"/>
-          <w:szCs w:val="24"/>
-        </w:rPr>
-        <w:t>, déjà présent en dépendance) pour restreindre l'accès à l'application, ou rester sur un usage interne sans connexion pour cette version ?</w:t>
+        <w:t>Faut-il ajouter une pagination sur la liste des véhicules/réparations si le volume de données augmente ?</w:t>
       </w:r>
     </w:p>
     <w:p>
@@ -6459,7 +6448,39 @@
           <w:sz w:val="24"/>
           <w:szCs w:val="24"/>
         </w:rPr>
-        <w:t>Faut-il ajouter une pagination sur la liste des véhicules/réparations si le volume de données augmente ?</w:t>
+        <w:t xml:space="preserve">Faut-il exposer un </w:t>
+      </w:r>
+      <w:proofErr w:type="spellStart"/>
+      <w:r>
+        <w:rPr>
+          <w:sz w:val="24"/>
+          <w:szCs w:val="24"/>
+        </w:rPr>
+        <w:t>endpoint</w:t>
+      </w:r>
+      <w:proofErr w:type="spellEnd"/>
+      <w:r>
+        <w:rPr>
+          <w:sz w:val="24"/>
+          <w:szCs w:val="24"/>
+        </w:rPr>
+        <w:t xml:space="preserve"> de suppression groupée des techniciens d'une réparation, ou conserver la synchronisation complète (</w:t>
+      </w:r>
+      <w:proofErr w:type="spellStart"/>
+      <w:r>
+        <w:rPr>
+          <w:sz w:val="24"/>
+          <w:szCs w:val="24"/>
+        </w:rPr>
+        <w:t>sync</w:t>
+      </w:r>
+      <w:proofErr w:type="spellEnd"/>
+      <w:r>
+        <w:rPr>
+          <w:sz w:val="24"/>
+          <w:szCs w:val="24"/>
+        </w:rPr>
+        <w:t>) actuelle ?</w:t>
       </w:r>
     </w:p>
     <w:p>
@@ -6467,20 +6488,384 @@
         <w:pStyle w:val="Paragraphedeliste"/>
         <w:numPr>
           <w:ilvl w:val="0"/>
-          <w:numId w:val="1"/>
+          <w:numId w:val="3"/>
         </w:numPr>
         <w:spacing w:after="80"/>
         <w:rPr>
-          <w:sz w:val="24"/>
-          <w:szCs w:val="24"/>
-        </w:rPr>
-      </w:pPr>
-      <w:r>
-        <w:rPr>
-          <w:sz w:val="24"/>
-          <w:szCs w:val="24"/>
-        </w:rPr>
-        <w:t xml:space="preserve">Faut-il exposer un </w:t>
+          <w:b/>
+          <w:bCs/>
+          <w:color w:val="153D63" w:themeColor="text2" w:themeTint="E6"/>
+          <w:sz w:val="28"/>
+          <w:szCs w:val="28"/>
+        </w:rPr>
+      </w:pPr>
+      <w:r>
+        <w:rPr>
+          <w:b/>
+          <w:bCs/>
+          <w:color w:val="153D63" w:themeColor="text2" w:themeTint="E6"/>
+          <w:sz w:val="28"/>
+          <w:szCs w:val="28"/>
+        </w:rPr>
+        <w:t>Déploiement</w:t>
+      </w:r>
+    </w:p>
+    <w:p>
+      <w:pPr>
+        <w:spacing w:before="120" w:after="120"/>
+        <w:rPr>
+          <w:sz w:val="24"/>
+          <w:szCs w:val="24"/>
+        </w:rPr>
+      </w:pPr>
+      <w:r>
+        <w:rPr>
+          <w:sz w:val="24"/>
+          <w:szCs w:val="24"/>
+        </w:rPr>
+        <w:t>L'application est déployée publiquement pour la démonstration :</w:t>
+      </w:r>
+    </w:p>
+    <w:tbl>
+      <w:tblPr>
+        <w:tblW w:w="9300" w:type="dxa"/>
+        <w:tblBorders>
+          <w:top w:val="single" w:sz="4" w:space="0" w:color="auto"/>
+          <w:left w:val="single" w:sz="4" w:space="0" w:color="auto"/>
+          <w:bottom w:val="single" w:sz="4" w:space="0" w:color="auto"/>
+          <w:right w:val="single" w:sz="4" w:space="0" w:color="auto"/>
+          <w:insideH w:val="single" w:sz="4" w:space="0" w:color="auto"/>
+          <w:insideV w:val="single" w:sz="4" w:space="0" w:color="auto"/>
+        </w:tblBorders>
+        <w:tblCellMar>
+          <w:left w:w="10" w:type="dxa"/>
+          <w:right w:w="10" w:type="dxa"/>
+        </w:tblCellMar>
+        <w:tblLook w:val="0000" w:firstRow="0" w:lastRow="0" w:firstColumn="0" w:lastColumn="0" w:noHBand="0" w:noVBand="0"/>
+      </w:tblPr>
+      <w:tblGrid>
+        <w:gridCol w:w="1600"/>
+        <w:gridCol w:w="2800"/>
+        <w:gridCol w:w="4900"/>
+      </w:tblGrid>
+      <w:tr>
+        <w:trPr>
+          <w:tblHeader/>
+        </w:trPr>
+        <w:tc>
+          <w:tcPr>
+            <w:tcW w:w="1600" w:type="dxa"/>
+            <w:shd w:val="clear" w:color="auto" w:fill="1E3A5F"/>
+            <w:tcMar>
+              <w:top w:w="80" w:type="dxa"/>
+              <w:left w:w="100" w:type="dxa"/>
+              <w:bottom w:w="80" w:type="dxa"/>
+              <w:right w:w="100" w:type="dxa"/>
+            </w:tcMar>
+          </w:tcPr>
+          <w:p>
+            <w:r>
+              <w:rPr>
+                <w:b/>
+              </w:rPr>
+              <w:t>Composant</w:t>
+            </w:r>
+          </w:p>
+        </w:tc>
+        <w:tc>
+          <w:tcPr>
+            <w:tcW w:w="2800" w:type="dxa"/>
+            <w:shd w:val="clear" w:color="auto" w:fill="1E3A5F"/>
+            <w:tcMar>
+              <w:top w:w="80" w:type="dxa"/>
+              <w:left w:w="100" w:type="dxa"/>
+              <w:bottom w:w="80" w:type="dxa"/>
+              <w:right w:w="100" w:type="dxa"/>
+            </w:tcMar>
+          </w:tcPr>
+          <w:p>
+            <w:r>
+              <w:rPr>
+                <w:b/>
+              </w:rPr>
+              <w:t>Plateforme</w:t>
+            </w:r>
+          </w:p>
+        </w:tc>
+        <w:tc>
+          <w:tcPr>
+            <w:tcW w:w="4900" w:type="dxa"/>
+            <w:shd w:val="clear" w:color="auto" w:fill="1E3A5F"/>
+            <w:tcMar>
+              <w:top w:w="80" w:type="dxa"/>
+              <w:left w:w="100" w:type="dxa"/>
+              <w:bottom w:w="80" w:type="dxa"/>
+              <w:right w:w="100" w:type="dxa"/>
+            </w:tcMar>
+          </w:tcPr>
+          <w:p>
+            <w:r>
+              <w:rPr>
+                <w:b/>
+              </w:rPr>
+              <w:t>Lien</w:t>
+            </w:r>
+          </w:p>
+        </w:tc>
+      </w:tr>
+      <w:tr>
+        <w:tc>
+          <w:tcPr>
+            <w:tcW w:w="1600" w:type="dxa"/>
+            <w:tcMar>
+              <w:top w:w="80" w:type="dxa"/>
+              <w:left w:w="100" w:type="dxa"/>
+              <w:bottom w:w="80" w:type="dxa"/>
+              <w:right w:w="100" w:type="dxa"/>
+            </w:tcMar>
+          </w:tcPr>
+          <w:p>
+            <w:proofErr w:type="spellStart"/>
+            <w:r>
+              <w:t>Front-end</w:t>
+            </w:r>
+            <w:proofErr w:type="spellEnd"/>
+            <w:r>
+              <w:t xml:space="preserve"> (</w:t>
+            </w:r>
+            <w:proofErr w:type="spellStart"/>
+            <w:r>
+              <w:t>React</w:t>
+            </w:r>
+            <w:proofErr w:type="spellEnd"/>
+            <w:r>
+              <w:t>)</w:t>
+            </w:r>
+          </w:p>
+        </w:tc>
+        <w:tc>
+          <w:tcPr>
+            <w:tcW w:w="2800" w:type="dxa"/>
+            <w:tcMar>
+              <w:top w:w="80" w:type="dxa"/>
+              <w:left w:w="100" w:type="dxa"/>
+              <w:bottom w:w="80" w:type="dxa"/>
+              <w:right w:w="100" w:type="dxa"/>
+            </w:tcMar>
+          </w:tcPr>
+          <w:p>
+            <w:proofErr w:type="spellStart"/>
+            <w:r>
+              <w:t>Netlify</w:t>
+            </w:r>
+            <w:proofErr w:type="spellEnd"/>
+          </w:p>
+        </w:tc>
+        <w:tc>
+          <w:tcPr>
+            <w:tcW w:w="4900" w:type="dxa"/>
+            <w:tcMar>
+              <w:top w:w="80" w:type="dxa"/>
+              <w:left w:w="100" w:type="dxa"/>
+              <w:bottom w:w="80" w:type="dxa"/>
+              <w:right w:w="100" w:type="dxa"/>
+            </w:tcMar>
+          </w:tcPr>
+          <w:p>
+            <w:r>
+              <w:t>https://mini-garage.netlify.app/</w:t>
+            </w:r>
+          </w:p>
+        </w:tc>
+      </w:tr>
+      <w:tr>
+        <w:tc>
+          <w:tcPr>
+            <w:tcW w:w="1600" w:type="dxa"/>
+            <w:shd w:val="clear" w:color="auto" w:fill="F2F5F9"/>
+            <w:tcMar>
+              <w:top w:w="80" w:type="dxa"/>
+              <w:left w:w="100" w:type="dxa"/>
+              <w:bottom w:w="80" w:type="dxa"/>
+              <w:right w:w="100" w:type="dxa"/>
+            </w:tcMar>
+          </w:tcPr>
+          <w:p>
+            <w:proofErr w:type="spellStart"/>
+            <w:r>
+              <w:t>Back-end</w:t>
+            </w:r>
+            <w:proofErr w:type="spellEnd"/>
+            <w:r>
+              <w:t xml:space="preserve"> (API </w:t>
+            </w:r>
+            <w:proofErr w:type="spellStart"/>
+            <w:r>
+              <w:t>Laravel</w:t>
+            </w:r>
+            <w:proofErr w:type="spellEnd"/>
+            <w:r>
+              <w:t>)</w:t>
+            </w:r>
+          </w:p>
+        </w:tc>
+        <w:tc>
+          <w:tcPr>
+            <w:tcW w:w="2800" w:type="dxa"/>
+            <w:shd w:val="clear" w:color="auto" w:fill="F2F5F9"/>
+            <w:tcMar>
+              <w:top w:w="80" w:type="dxa"/>
+              <w:left w:w="100" w:type="dxa"/>
+              <w:bottom w:w="80" w:type="dxa"/>
+              <w:right w:w="100" w:type="dxa"/>
+            </w:tcMar>
+          </w:tcPr>
+          <w:p>
+            <w:r>
+              <w:t>Render (Docker)</w:t>
+            </w:r>
+          </w:p>
+        </w:tc>
+        <w:tc>
+          <w:tcPr>
+            <w:tcW w:w="4900" w:type="dxa"/>
+            <w:shd w:val="clear" w:color="auto" w:fill="F2F5F9"/>
+            <w:tcMar>
+              <w:top w:w="80" w:type="dxa"/>
+              <w:left w:w="100" w:type="dxa"/>
+              <w:bottom w:w="80" w:type="dxa"/>
+              <w:right w:w="100" w:type="dxa"/>
+            </w:tcMar>
+          </w:tcPr>
+          <w:p>
+            <w:r>
+              <w:t>https://mini-garage-api-o7m5.onrender.com/</w:t>
+            </w:r>
+          </w:p>
+        </w:tc>
+      </w:tr>
+      <w:tr>
+        <w:tc>
+          <w:tcPr>
+            <w:tcW w:w="1600" w:type="dxa"/>
+            <w:tcMar>
+              <w:top w:w="80" w:type="dxa"/>
+              <w:left w:w="100" w:type="dxa"/>
+              <w:bottom w:w="80" w:type="dxa"/>
+              <w:right w:w="100" w:type="dxa"/>
+            </w:tcMar>
+          </w:tcPr>
+          <w:p>
+            <w:r>
+              <w:t>Base de données</w:t>
+            </w:r>
+          </w:p>
+        </w:tc>
+        <w:tc>
+          <w:tcPr>
+            <w:tcW w:w="2800" w:type="dxa"/>
+            <w:tcMar>
+              <w:top w:w="80" w:type="dxa"/>
+              <w:left w:w="100" w:type="dxa"/>
+              <w:bottom w:w="80" w:type="dxa"/>
+              <w:right w:w="100" w:type="dxa"/>
+            </w:tcMar>
+          </w:tcPr>
+          <w:p>
+            <w:r>
+              <w:t>Render PostgreSQL</w:t>
+            </w:r>
+          </w:p>
+        </w:tc>
+        <w:tc>
+          <w:tcPr>
+            <w:tcW w:w="4900" w:type="dxa"/>
+            <w:tcMar>
+              <w:top w:w="80" w:type="dxa"/>
+              <w:left w:w="100" w:type="dxa"/>
+              <w:bottom w:w="80" w:type="dxa"/>
+              <w:right w:w="100" w:type="dxa"/>
+            </w:tcMar>
+          </w:tcPr>
+          <w:p>
+            <w:r>
+              <w:t>(</w:t>
+            </w:r>
+            <w:proofErr w:type="gramStart"/>
+            <w:r>
+              <w:t>accès</w:t>
+            </w:r>
+            <w:proofErr w:type="gramEnd"/>
+            <w:r>
+              <w:t xml:space="preserve"> interne, non public)</w:t>
+            </w:r>
+          </w:p>
+        </w:tc>
+      </w:tr>
+      <w:tr>
+        <w:tc>
+          <w:tcPr>
+            <w:tcW w:w="1600" w:type="dxa"/>
+            <w:shd w:val="clear" w:color="auto" w:fill="F2F5F9"/>
+            <w:tcMar>
+              <w:top w:w="80" w:type="dxa"/>
+              <w:left w:w="100" w:type="dxa"/>
+              <w:bottom w:w="80" w:type="dxa"/>
+              <w:right w:w="100" w:type="dxa"/>
+            </w:tcMar>
+          </w:tcPr>
+          <w:p>
+            <w:r>
+              <w:t>Présentation vidéo</w:t>
+            </w:r>
+          </w:p>
+        </w:tc>
+        <w:tc>
+          <w:tcPr>
+            <w:tcW w:w="2800" w:type="dxa"/>
+            <w:shd w:val="clear" w:color="auto" w:fill="F2F5F9"/>
+            <w:tcMar>
+              <w:top w:w="80" w:type="dxa"/>
+              <w:left w:w="100" w:type="dxa"/>
+              <w:bottom w:w="80" w:type="dxa"/>
+              <w:right w:w="100" w:type="dxa"/>
+            </w:tcMar>
+          </w:tcPr>
+          <w:p>
+            <w:r>
+              <w:t>Google Drive</w:t>
+            </w:r>
+          </w:p>
+        </w:tc>
+        <w:tc>
+          <w:tcPr>
+            <w:tcW w:w="4900" w:type="dxa"/>
+            <w:shd w:val="clear" w:color="auto" w:fill="F2F5F9"/>
+            <w:tcMar>
+              <w:top w:w="80" w:type="dxa"/>
+              <w:left w:w="100" w:type="dxa"/>
+              <w:bottom w:w="80" w:type="dxa"/>
+              <w:right w:w="100" w:type="dxa"/>
+            </w:tcMar>
+          </w:tcPr>
+          <w:p/>
+        </w:tc>
+      </w:tr>
+    </w:tbl>
+    <w:p>
+      <w:pPr>
+        <w:spacing w:before="120"/>
+        <w:rPr>
+          <w:sz w:val="24"/>
+          <w:szCs w:val="24"/>
+        </w:rPr>
+      </w:pPr>
+      <w:r>
+        <w:rPr>
+          <w:sz w:val="24"/>
+          <w:szCs w:val="24"/>
+        </w:rPr>
+        <w:t xml:space="preserve">Le </w:t>
       </w:r>
       <w:proofErr w:type="spellStart"/>
       <w:r>
@@ -6488,7 +6873,7 @@
           <w:sz w:val="24"/>
           <w:szCs w:val="24"/>
         </w:rPr>
-        <w:t>endpoint</w:t>
+        <w:t>back-end</w:t>
       </w:r>
       <w:proofErr w:type="spellEnd"/>
       <w:r>
@@ -6496,7 +6881,7 @@
           <w:sz w:val="24"/>
           <w:szCs w:val="24"/>
         </w:rPr>
-        <w:t xml:space="preserve"> de suppression groupée des techniciens d'une réparation, ou conserver la synchronisation complète (</w:t>
+        <w:t xml:space="preserve"> tourne dans un conteneur Docker (PHP 8.4 + Apache) sur Render ; les migrations et le </w:t>
       </w:r>
       <w:proofErr w:type="spellStart"/>
       <w:r>
@@ -6504,7 +6889,7 @@
           <w:sz w:val="24"/>
           <w:szCs w:val="24"/>
         </w:rPr>
-        <w:t>sync</w:t>
+        <w:t>seeding</w:t>
       </w:r>
       <w:proofErr w:type="spellEnd"/>
       <w:r>
@@ -6512,7 +6897,55 @@
           <w:sz w:val="24"/>
           <w:szCs w:val="24"/>
         </w:rPr>
-        <w:t>) actuelle ?</w:t>
+        <w:t xml:space="preserve"> (données de démonstration + compte administrateur) s'exécutent automatiquement à chaque démarrage. Le </w:t>
+      </w:r>
+      <w:proofErr w:type="spellStart"/>
+      <w:r>
+        <w:rPr>
+          <w:sz w:val="24"/>
+          <w:szCs w:val="24"/>
+        </w:rPr>
+        <w:t>front-end</w:t>
+      </w:r>
+      <w:proofErr w:type="spellEnd"/>
+      <w:r>
+        <w:rPr>
+          <w:sz w:val="24"/>
+          <w:szCs w:val="24"/>
+        </w:rPr>
+        <w:t xml:space="preserve"> est </w:t>
+      </w:r>
+      <w:proofErr w:type="spellStart"/>
+      <w:r>
+        <w:rPr>
+          <w:sz w:val="24"/>
+          <w:szCs w:val="24"/>
+        </w:rPr>
+        <w:t>buildé</w:t>
+      </w:r>
+      <w:proofErr w:type="spellEnd"/>
+      <w:r>
+        <w:rPr>
+          <w:sz w:val="24"/>
+          <w:szCs w:val="24"/>
+        </w:rPr>
+        <w:t xml:space="preserve"> avec Vite et déployé statiquement sur </w:t>
+      </w:r>
+      <w:proofErr w:type="spellStart"/>
+      <w:r>
+        <w:rPr>
+          <w:sz w:val="24"/>
+          <w:szCs w:val="24"/>
+        </w:rPr>
+        <w:t>Netlify</w:t>
+      </w:r>
+      <w:proofErr w:type="spellEnd"/>
+      <w:r>
+        <w:rPr>
+          <w:sz w:val="24"/>
+          <w:szCs w:val="24"/>
+        </w:rPr>
+        <w:t>, configuré pour appeler l'API via la variable d'environnement VITE_BACKEND_URL.</w:t>
       </w:r>
     </w:p>
     <w:p>
@@ -6520,9 +6953,9 @@
         <w:pStyle w:val="Paragraphedeliste"/>
         <w:numPr>
           <w:ilvl w:val="0"/>
-          <w:numId w:val="1"/>
+          <w:numId w:val="4"/>
         </w:numPr>
-        <w:spacing w:after="80"/>
+        <w:spacing w:before="120" w:after="80"/>
         <w:rPr>
           <w:sz w:val="24"/>
           <w:szCs w:val="24"/>
@@ -6546,9 +6979,133 @@
 </w:document>
 </file>
 
+<file path=word/endnotes.xml><?xml version="1.0" encoding="utf-8"?>
+<w:endnotes xmlns:wpc="http://schemas.microsoft.com/office/word/2010/wordprocessingCanvas" xmlns:cx="http://schemas.microsoft.com/office/drawing/2014/chartex" xmlns:cx1="http://schemas.microsoft.com/office/drawing/2015/9/8/chartex" xmlns:cx2="http://schemas.microsoft.com/office/drawing/2015/10/21/chartex" xmlns:cx3="http://schemas.microsoft.com/office/drawing/2016/5/9/chartex" xmlns:cx4="http://schemas.microsoft.com/office/drawing/2016/5/10/chartex" xmlns:cx5="http://schemas.microsoft.com/office/drawing/2016/5/11/chartex" xmlns:cx6="http://schemas.microsoft.com/office/drawing/2016/5/12/chartex" xmlns:cx7="http://schemas.microsoft.com/office/drawing/2016/5/13/chartex" xmlns:cx8="http://schemas.microsoft.com/office/drawing/2016/5/14/chartex" xmlns:mc="http://schemas.openxmlformats.org/markup-compatibility/2006" xmlns:aink="http://schemas.microsoft.com/office/drawing/2016/ink" xmlns:am3d="http://schemas.microsoft.com/office/drawing/2017/model3d" xmlns:o="urn:schemas-microsoft-com:office:office" xmlns:oel="http://schemas.microsoft.com/office/2019/extlst" xmlns:r="http://schemas.openxmlformats.org/officeDocument/2006/relationships" xmlns:m="http://schemas.openxmlformats.org/officeDocument/2006/math" xmlns:v="urn:schemas-microsoft-com:vml" xmlns:wp14="http://schemas.microsoft.com/office/word/2010/wordprocessingDrawing" xmlns:wp="http://schemas.openxmlformats.org/drawingml/2006/wordprocessingDrawing" xmlns:w10="urn:schemas-microsoft-com:office:word" xmlns:w="http://schemas.openxmlformats.org/wordprocessingml/2006/main" xmlns:w14="http://schemas.microsoft.com/office/word/2010/wordml" xmlns:w15="http://schemas.microsoft.com/office/word/2012/wordml" xmlns:w16cex="http://schemas.microsoft.com/office/word/2018/wordml/cex" xmlns:w16cid="http://schemas.microsoft.com/office/word/2016/wordml/cid" xmlns:w16="http://schemas.microsoft.com/office/word/2018/wordml" xmlns:w16du="http://schemas.microsoft.com/office/word/2023/wordml/word16du" xmlns:w16sdtdh="http://schemas.microsoft.com/office/word/2020/wordml/sdtdatahash" xmlns:w16sdtfl="http://schemas.microsoft.com/office/word/2024/wordml/sdtformatlock" xmlns:w16se="http://schemas.microsoft.com/office/word/2015/wordml/symex" xmlns:wpg="http://schemas.microsoft.com/office/word/2010/wordprocessingGroup" xmlns:wpi="http://schemas.microsoft.com/office/word/2010/wordprocessingInk" xmlns:wne="http://schemas.microsoft.com/office/word/2006/wordml" xmlns:wps="http://schemas.microsoft.com/office/word/2010/wordprocessingShape" mc:Ignorable="w14 w15 w16se w16cid w16 w16cex w16sdtdh w16sdtfl w16du wp14">
+  <w:endnote w:type="separator" w:id="-1">
+    <w:p>
+      <w:r>
+        <w:separator/>
+      </w:r>
+    </w:p>
+  </w:endnote>
+  <w:endnote w:type="continuationSeparator" w:id="0">
+    <w:p>
+      <w:r>
+        <w:continuationSeparator/>
+      </w:r>
+    </w:p>
+  </w:endnote>
+</w:endnotes>
+</file>
+
+<file path=word/footnotes.xml><?xml version="1.0" encoding="utf-8"?>
+<w:footnotes xmlns:wpc="http://schemas.microsoft.com/office/word/2010/wordprocessingCanvas" xmlns:cx="http://schemas.microsoft.com/office/drawing/2014/chartex" xmlns:cx1="http://schemas.microsoft.com/office/drawing/2015/9/8/chartex" xmlns:cx2="http://schemas.microsoft.com/office/drawing/2015/10/21/chartex" xmlns:cx3="http://schemas.microsoft.com/office/drawing/2016/5/9/chartex" xmlns:cx4="http://schemas.microsoft.com/office/drawing/2016/5/10/chartex" xmlns:cx5="http://schemas.microsoft.com/office/drawing/2016/5/11/chartex" xmlns:cx6="http://schemas.microsoft.com/office/drawing/2016/5/12/chartex" xmlns:cx7="http://schemas.microsoft.com/office/drawing/2016/5/13/chartex" xmlns:cx8="http://schemas.microsoft.com/office/drawing/2016/5/14/chartex" xmlns:mc="http://schemas.openxmlformats.org/markup-compatibility/2006" xmlns:aink="http://schemas.microsoft.com/office/drawing/2016/ink" xmlns:am3d="http://schemas.microsoft.com/office/drawing/2017/model3d" xmlns:o="urn:schemas-microsoft-com:office:office" xmlns:oel="http://schemas.microsoft.com/office/2019/extlst" xmlns:r="http://schemas.openxmlformats.org/officeDocument/2006/relationships" xmlns:m="http://schemas.openxmlformats.org/officeDocument/2006/math" xmlns:v="urn:schemas-microsoft-com:vml" xmlns:wp14="http://schemas.microsoft.com/office/word/2010/wordprocessingDrawing" xmlns:wp="http://schemas.openxmlformats.org/drawingml/2006/wordprocessingDrawing" xmlns:w10="urn:schemas-microsoft-com:office:word" xmlns:w="http://schemas.openxmlformats.org/wordprocessingml/2006/main" xmlns:w14="http://schemas.microsoft.com/office/word/2010/wordml" xmlns:w15="http://schemas.microsoft.com/office/word/2012/wordml" xmlns:w16cex="http://schemas.microsoft.com/office/word/2018/wordml/cex" xmlns:w16cid="http://schemas.microsoft.com/office/word/2016/wordml/cid" xmlns:w16="http://schemas.microsoft.com/office/word/2018/wordml" xmlns:w16du="http://schemas.microsoft.com/office/word/2023/wordml/word16du" xmlns:w16sdtdh="http://schemas.microsoft.com/office/word/2020/wordml/sdtdatahash" xmlns:w16sdtfl="http://schemas.microsoft.com/office/word/2024/wordml/sdtformatlock" xmlns:w16se="http://schemas.microsoft.com/office/word/2015/wordml/symex" xmlns:wpg="http://schemas.microsoft.com/office/word/2010/wordprocessingGroup" xmlns:wpi="http://schemas.microsoft.com/office/word/2010/wordprocessingInk" xmlns:wne="http://schemas.microsoft.com/office/word/2006/wordml" xmlns:wps="http://schemas.microsoft.com/office/word/2010/wordprocessingShape" mc:Ignorable="w14 w15 w16se w16cid w16 w16cex w16sdtdh w16sdtfl w16du wp14">
+  <w:footnote w:type="separator" w:id="-1">
+    <w:p>
+      <w:r>
+        <w:separator/>
+      </w:r>
+    </w:p>
+  </w:footnote>
+  <w:footnote w:type="continuationSeparator" w:id="0">
+    <w:p>
+      <w:r>
+        <w:continuationSeparator/>
+      </w:r>
+    </w:p>
+  </w:footnote>
+</w:footnotes>
+</file>
+
 <file path=word/numbering.xml><?xml version="1.0" encoding="utf-8"?>
 <w:numbering xmlns:wpc="http://schemas.microsoft.com/office/word/2010/wordprocessingCanvas" xmlns:cx="http://schemas.microsoft.com/office/drawing/2014/chartex" xmlns:cx1="http://schemas.microsoft.com/office/drawing/2015/9/8/chartex" xmlns:cx2="http://schemas.microsoft.com/office/drawing/2015/10/21/chartex" xmlns:cx3="http://schemas.microsoft.com/office/drawing/2016/5/9/chartex" xmlns:cx4="http://schemas.microsoft.com/office/drawing/2016/5/10/chartex" xmlns:cx5="http://schemas.microsoft.com/office/drawing/2016/5/11/chartex" xmlns:cx6="http://schemas.microsoft.com/office/drawing/2016/5/12/chartex" xmlns:cx7="http://schemas.microsoft.com/office/drawing/2016/5/13/chartex" xmlns:cx8="http://schemas.microsoft.com/office/drawing/2016/5/14/chartex" xmlns:mc="http://schemas.openxmlformats.org/markup-compatibility/2006" xmlns:aink="http://schemas.microsoft.com/office/drawing/2016/ink" xmlns:am3d="http://schemas.microsoft.com/office/drawing/2017/model3d" xmlns:o="urn:schemas-microsoft-com:office:office" xmlns:oel="http://schemas.microsoft.com/office/2019/extlst" xmlns:r="http://schemas.openxmlformats.org/officeDocument/2006/relationships" xmlns:m="http://schemas.openxmlformats.org/officeDocument/2006/math" xmlns:v="urn:schemas-microsoft-com:vml" xmlns:wp14="http://schemas.microsoft.com/office/word/2010/wordprocessingDrawing" xmlns:wp="http://schemas.openxmlformats.org/drawingml/2006/wordprocessingDrawing" xmlns:w10="urn:schemas-microsoft-com:office:word" xmlns:w="http://schemas.openxmlformats.org/wordprocessingml/2006/main" xmlns:w14="http://schemas.microsoft.com/office/word/2010/wordml" xmlns:w15="http://schemas.microsoft.com/office/word/2012/wordml" xmlns:w16cex="http://schemas.microsoft.com/office/word/2018/wordml/cex" xmlns:w16cid="http://schemas.microsoft.com/office/word/2016/wordml/cid" xmlns:w16="http://schemas.microsoft.com/office/word/2018/wordml" xmlns:w16du="http://schemas.microsoft.com/office/word/2023/wordml/word16du" xmlns:w16sdtdh="http://schemas.microsoft.com/office/word/2020/wordml/sdtdatahash" xmlns:w16sdtfl="http://schemas.microsoft.com/office/word/2024/wordml/sdtformatlock" xmlns:w16se="http://schemas.microsoft.com/office/word/2015/wordml/symex" xmlns:wpg="http://schemas.microsoft.com/office/word/2010/wordprocessingGroup" xmlns:wpi="http://schemas.microsoft.com/office/word/2010/wordprocessingInk" xmlns:wne="http://schemas.microsoft.com/office/word/2006/wordml" xmlns:wps="http://schemas.microsoft.com/office/word/2010/wordprocessingShape" mc:Ignorable="w14 w15 w16se w16cid w16 w16cex w16sdtdh w16sdtfl w16du wp14">
   <w:abstractNum w:abstractNumId="0" w15:restartNumberingAfterBreak="0">
+    <w:nsid w:val="20A10798"/>
+    <w:multiLevelType w:val="hybridMultilevel"/>
+    <w:tmpl w:val="01D6B476"/>
+    <w:lvl w:ilvl="0" w:tplc="B2D63C00">
+      <w:start w:val="1"/>
+      <w:numFmt w:val="bullet"/>
+      <w:lvlText w:val="●"/>
+      <w:lvlJc w:val="left"/>
+      <w:pPr>
+        <w:ind w:left="720" w:hanging="360"/>
+      </w:pPr>
+    </w:lvl>
+    <w:lvl w:ilvl="1" w:tplc="341C9654">
+      <w:start w:val="1"/>
+      <w:numFmt w:val="bullet"/>
+      <w:lvlText w:val="○"/>
+      <w:lvlJc w:val="left"/>
+      <w:pPr>
+        <w:ind w:left="1440" w:hanging="360"/>
+      </w:pPr>
+    </w:lvl>
+    <w:lvl w:ilvl="2" w:tplc="78B67372">
+      <w:start w:val="1"/>
+      <w:numFmt w:val="bullet"/>
+      <w:lvlText w:val="■"/>
+      <w:lvlJc w:val="left"/>
+      <w:pPr>
+        <w:ind w:left="2160" w:hanging="360"/>
+      </w:pPr>
+    </w:lvl>
+    <w:lvl w:ilvl="3" w:tplc="406A82AE">
+      <w:start w:val="1"/>
+      <w:numFmt w:val="bullet"/>
+      <w:lvlText w:val="●"/>
+      <w:lvlJc w:val="left"/>
+      <w:pPr>
+        <w:ind w:left="2880" w:hanging="360"/>
+      </w:pPr>
+    </w:lvl>
+    <w:lvl w:ilvl="4" w:tplc="B88C46C2">
+      <w:start w:val="1"/>
+      <w:numFmt w:val="bullet"/>
+      <w:lvlText w:val="○"/>
+      <w:lvlJc w:val="left"/>
+      <w:pPr>
+        <w:ind w:left="3600" w:hanging="360"/>
+      </w:pPr>
+    </w:lvl>
+    <w:lvl w:ilvl="5" w:tplc="CCDEEC2A">
+      <w:start w:val="1"/>
+      <w:numFmt w:val="bullet"/>
+      <w:lvlText w:val="■"/>
+      <w:lvlJc w:val="left"/>
+      <w:pPr>
+        <w:ind w:left="4320" w:hanging="360"/>
+      </w:pPr>
+    </w:lvl>
+    <w:lvl w:ilvl="6" w:tplc="97A289D6">
+      <w:start w:val="1"/>
+      <w:numFmt w:val="bullet"/>
+      <w:lvlText w:val="●"/>
+      <w:lvlJc w:val="left"/>
+      <w:pPr>
+        <w:ind w:left="5040" w:hanging="360"/>
+      </w:pPr>
+    </w:lvl>
+    <w:lvl w:ilvl="7" w:tplc="6262DC68">
+      <w:start w:val="1"/>
+      <w:numFmt w:val="bullet"/>
+      <w:lvlText w:val="●"/>
+      <w:lvlJc w:val="left"/>
+      <w:pPr>
+        <w:ind w:left="5760" w:hanging="360"/>
+      </w:pPr>
+    </w:lvl>
+    <w:lvl w:ilvl="8" w:tplc="1638C4F4">
+      <w:start w:val="1"/>
+      <w:numFmt w:val="bullet"/>
+      <w:lvlText w:val="●"/>
+      <w:lvlJc w:val="left"/>
+      <w:pPr>
+        <w:ind w:left="6480" w:hanging="360"/>
+      </w:pPr>
+    </w:lvl>
+  </w:abstractNum>
+  <w:abstractNum w:abstractNumId="1" w15:restartNumberingAfterBreak="0">
     <w:nsid w:val="248B104C"/>
     <w:multiLevelType w:val="hybridMultilevel"/>
     <w:tmpl w:val="C2B412D6"/>
@@ -6634,7 +7191,7 @@
       </w:pPr>
     </w:lvl>
   </w:abstractNum>
-  <w:abstractNum w:abstractNumId="1" w15:restartNumberingAfterBreak="0">
+  <w:abstractNum w:abstractNumId="2" w15:restartNumberingAfterBreak="0">
     <w:nsid w:val="371C64CC"/>
     <w:multiLevelType w:val="hybridMultilevel"/>
     <w:tmpl w:val="750CD9DA"/>
@@ -6720,11 +7277,11 @@
       </w:pPr>
     </w:lvl>
   </w:abstractNum>
-  <w:abstractNum w:abstractNumId="2" w15:restartNumberingAfterBreak="0">
+  <w:abstractNum w:abstractNumId="3" w15:restartNumberingAfterBreak="0">
     <w:nsid w:val="4A6544E8"/>
     <w:multiLevelType w:val="hybridMultilevel"/>
-    <w:tmpl w:val="F61C5090"/>
-    <w:lvl w:ilvl="0" w:tplc="8ACACB24">
+    <w:tmpl w:val="64CE9B00"/>
+    <w:lvl w:ilvl="0" w:tplc="F6F6E46C">
       <w:start w:val="1"/>
       <w:numFmt w:val="decimal"/>
       <w:lvlText w:val="%1."/>
@@ -6812,16 +7369,22 @@
     </w:lvl>
   </w:abstractNum>
   <w:num w:numId="1" w16cid:durableId="1931506040">
-    <w:abstractNumId w:val="1"/>
+    <w:abstractNumId w:val="2"/>
     <w:lvlOverride w:ilvl="0">
       <w:startOverride w:val="1"/>
     </w:lvlOverride>
   </w:num>
   <w:num w:numId="2" w16cid:durableId="1020277386">
-    <w:abstractNumId w:val="0"/>
+    <w:abstractNumId w:val="1"/>
   </w:num>
   <w:num w:numId="3" w16cid:durableId="1351182960">
-    <w:abstractNumId w:val="2"/>
+    <w:abstractNumId w:val="3"/>
+  </w:num>
+  <w:num w:numId="4" w16cid:durableId="1775708673">
+    <w:abstractNumId w:val="0"/>
+    <w:lvlOverride w:ilvl="0">
+      <w:startOverride w:val="1"/>
+    </w:lvlOverride>
   </w:num>
 </w:numbering>
 </file>
@@ -7220,6 +7783,7 @@
   <w:style w:type="paragraph" w:default="1" w:styleId="Normal">
     <w:name w:val="Normal"/>
     <w:qFormat/>
+    <w:rsid w:val="00572AB5"/>
   </w:style>
   <w:style w:type="paragraph" w:styleId="Titre1">
     <w:name w:val="heading 1"/>
@@ -7428,6 +7992,48 @@
       <w:sz w:val="20"/>
       <w:szCs w:val="20"/>
     </w:rPr>
+  </w:style>
+  <w:style w:type="paragraph" w:styleId="En-tte">
+    <w:name w:val="header"/>
+    <w:basedOn w:val="Normal"/>
+    <w:link w:val="En-tteCar"/>
+    <w:uiPriority w:val="99"/>
+    <w:unhideWhenUsed/>
+    <w:rsid w:val="00E100E6"/>
+    <w:pPr>
+      <w:tabs>
+        <w:tab w:val="center" w:pos="4536"/>
+        <w:tab w:val="right" w:pos="9072"/>
+      </w:tabs>
+    </w:pPr>
+  </w:style>
+  <w:style w:type="character" w:customStyle="1" w:styleId="En-tteCar">
+    <w:name w:val="En-tête Car"/>
+    <w:basedOn w:val="Policepardfaut"/>
+    <w:link w:val="En-tte"/>
+    <w:uiPriority w:val="99"/>
+    <w:rsid w:val="00E100E6"/>
+  </w:style>
+  <w:style w:type="paragraph" w:styleId="Pieddepage">
+    <w:name w:val="footer"/>
+    <w:basedOn w:val="Normal"/>
+    <w:link w:val="PieddepageCar"/>
+    <w:uiPriority w:val="99"/>
+    <w:unhideWhenUsed/>
+    <w:rsid w:val="00E100E6"/>
+    <w:pPr>
+      <w:tabs>
+        <w:tab w:val="center" w:pos="4536"/>
+        <w:tab w:val="right" w:pos="9072"/>
+      </w:tabs>
+    </w:pPr>
+  </w:style>
+  <w:style w:type="character" w:customStyle="1" w:styleId="PieddepageCar">
+    <w:name w:val="Pied de page Car"/>
+    <w:basedOn w:val="Policepardfaut"/>
+    <w:link w:val="Pieddepage"/>
+    <w:uiPriority w:val="99"/>
+    <w:rsid w:val="00E100E6"/>
   </w:style>
 </w:styles>
 </file>

--- a/3_Dossier_conception_technique_MiniGarage.docx
+++ b/3_Dossier_conception_technique_MiniGarage.docx
@@ -4295,25 +4295,7 @@
           <w:sz w:val="24"/>
           <w:szCs w:val="20"/>
         </w:rPr>
-        <w:t xml:space="preserve"> </w:t>
-      </w:r>
-      <w:r>
-        <w:rPr>
-          <w:b/>
-          <w:color w:val="EE0000"/>
-          <w:sz w:val="24"/>
-          <w:szCs w:val="20"/>
-        </w:rPr>
-        <w:t>-</w:t>
-      </w:r>
-      <w:r>
-        <w:rPr>
-          <w:b/>
-          <w:color w:val="EE0000"/>
-          <w:sz w:val="24"/>
-          <w:szCs w:val="20"/>
-        </w:rPr>
-        <w:t xml:space="preserve"> Authentification</w:t>
+        <w:t xml:space="preserve"> - Authentification</w:t>
       </w:r>
     </w:p>
     <w:p>
@@ -5957,13 +5939,7 @@
       </w:r>
       <w:proofErr w:type="spellEnd"/>
       <w:r>
-        <w:t xml:space="preserve">) </w:t>
-      </w:r>
-      <w:r>
-        <w:t>-</w:t>
-      </w:r>
-      <w:r>
-        <w:t xml:space="preserve"> toutes les routes métier exigent un </w:t>
+        <w:t xml:space="preserve">) - toutes les routes métier exigent un </w:t>
       </w:r>
       <w:proofErr w:type="spellStart"/>
       <w:r>
@@ -6003,13 +5979,7 @@
       </w:r>
       <w:proofErr w:type="spellEnd"/>
       <w:r>
-        <w:t xml:space="preserve"> (types, champs requis, unicité de l'immatriculation, existence des identifiants liés </w:t>
-      </w:r>
-      <w:r>
-        <w:t>-</w:t>
-      </w:r>
-      <w:r>
-        <w:t xml:space="preserve"> </w:t>
+        <w:t xml:space="preserve"> (types, champs requis, unicité de l'immatriculation, existence des identifiants liés - </w:t>
       </w:r>
       <w:proofErr w:type="spellStart"/>
       <w:r>
@@ -6848,7 +6818,16 @@
               <w:right w:w="100" w:type="dxa"/>
             </w:tcMar>
           </w:tcPr>
-          <w:p/>
+          <w:p>
+            <w:hyperlink r:id="rId8" w:history="1">
+              <w:r>
+                <w:rPr>
+                  <w:rStyle w:val="Lienhypertexte"/>
+                </w:rPr>
+                <w:t>Lien vers la vidéo</w:t>
+              </w:r>
+            </w:hyperlink>
+          </w:p>
         </w:tc>
       </w:tr>
     </w:tbl>
@@ -8035,6 +8014,18 @@
     <w:uiPriority w:val="99"/>
     <w:rsid w:val="00E100E6"/>
   </w:style>
+  <w:style w:type="character" w:styleId="Mentionnonrsolue">
+    <w:name w:val="Unresolved Mention"/>
+    <w:basedOn w:val="Policepardfaut"/>
+    <w:uiPriority w:val="99"/>
+    <w:semiHidden/>
+    <w:unhideWhenUsed/>
+    <w:rsid w:val="00524610"/>
+    <w:rPr>
+      <w:color w:val="605E5C"/>
+      <w:shd w:val="clear" w:color="auto" w:fill="E1DFDD"/>
+    </w:rPr>
+  </w:style>
 </w:styles>
 </file>
 
